--- a/templates/openagreements-cc-by-4.0/openagreements-founder-stock-repurchase-agreement/template.fill.docx
+++ b/templates/openagreements-cc-by-4.0/openagreements-founder-stock-repurchase-agreement/template.fill.docx
@@ -90,19 +90,7 @@
         <w:t xml:space="preserve">WHEREAS</w:t>
       </w:r>
       <w:r>
-        <w:t xml:space="preserve">, the Company and the Founder wish to consummate the repurchase and cancellation of the Repurchased Shares on the terms set forth below, whether as a negotiated buyback or as a confirmation of the Company's exercise of its repurchase right under the RSPA.</w:t>
-      </w:r>
-    </w:p>
-    <w:p>
-      <w:pPr>
-        <w:pStyle w:val="OABody"/>
-      </w:pPr>
-      <w:r>
-        <w:rPr>
-          <w:i/>
-          <w:iCs/>
-        </w:rPr>
-        <w:t xml:space="preserve">Note: This Agreement references the RSPA for the underlying repurchase right, exercise window, and pricing; it does not restate the Founder's vesting schedule. A cash buyback of vested shares (as opposed to a repurchase of unvested shares at their nominal original price) implicates the Section 160 surplus limit and the corresponding director liability under Section 174 of the Delaware General Corporation Law, as well as Section 409A / fair-market-value and QSBS considerations. The board consent in this pack authorizes only the default exercise of the Company's existing repurchase right over unvested shares — a negotiated buyback, especially of vested shares or at a premium, needs its own tailored board authorization. Consult counsel before pricing or closing a premium buyback of vested shares.</w:t>
+        <w:t xml:space="preserve">, the Company and the Founder wish to consummate the repurchase and cancellation of the Repurchased Shares under the RSPA on the terms set forth below.</w:t>
       </w:r>
     </w:p>
     <w:p>
@@ -698,7 +686,7 @@
         <w:spacing w:before="0" w:after="120" w:line="340" w:lineRule="auto"/>
       </w:pPr>
       <w:r>
-        <w:t xml:space="preserve">The Company shall cancel or take possession of the certificate(s) (or make the corresponding book-entry adjustment for any uncertificated shares) representing the Repurchased Shares, and shall update the Company's stock ledger and capitalization records to reflect the repurchase of the Repurchased Shares as of the Closing Date and their disposition — whether retired and restored to authorized but unissued shares, or held as treasury — as the Company's board of directors elects consistent with Sections 160(b) and 243 of the Delaware General Corporation Law (repurchased shares are not automatically retired, and their retirement is a board act).</w:t>
+        <w:t xml:space="preserve">The Company shall cancel or take possession of the certificate(s) (or make the corresponding book-entry adjustment for any uncertificated shares) representing the Repurchased Shares and shall update its stock ledger and capitalization records to reflect the repurchase and the disposition authorized by its board of directors.</w:t>
       </w:r>
     </w:p>
     <w:p>
@@ -711,7 +699,7 @@
         <w:spacing w:before="0" w:after="120" w:line="340" w:lineRule="auto"/>
       </w:pPr>
       <w:r>
-        <w:t xml:space="preserve">The Company represents that it will complete this repurchase in a manner consistent with Section 160 of the Delaware General Corporation Law, which permits a corporation to acquire its own shares but does not permit a purchase for cash or other property when the capital of the corporation is impaired or would be impaired by the repurchase. The Company represents that, as of the Closing Date, the repurchase contemplated by this Agreement does not and will not impair the Company's capital within the meaning of that Section.</w:t>
+        <w:t xml:space="preserve">The Company represents that the repurchase contemplated by this Agreement has been duly authorized and, as of the Closing Date, will not impair the Company's capital.</w:t>
       </w:r>
     </w:p>
     <w:p>
@@ -777,23 +765,6 @@
         <w:spacing w:before="0" w:after="120" w:line="340" w:lineRule="auto"/>
       </w:pPr>
       <w:r>
-        <w:rPr>
-          <w:i/>
-          <w:iCs/>
-        </w:rPr>
-        <w:t xml:space="preserve">Note: This mutual release is appropriate only for a negotiated buyback. A broad release changes the character of the matter from routine records hygiene toward a negotiated settlement, and it is out of place in a routine repurchase of unvested shares under a strong RSPA. Where a release is included, the parties SHOULD confirm that consideration supports it and that counsel has reviewed its scope. Two statute-specific traps deserve counsel's attention: a founder age 40 or over releasing federal age-discrimination claims needs the OWBPA's consideration and revocation mechanics (including the 21-day review and 7-day revocation periods) for that release to be effective, and a release governed by or enforced under California law does not reach unknown claims without an express California Civil Code Section 1542 waiver. This template includes neither; have counsel add them where they apply.</w:t>
-      </w:r>
-    </w:p>
-    <w:p>
-      <w:pPr>
-        <w:pStyle w:val="OABody"/>
-        <w:numPr>
-          <w:ilvl w:val="1"/>
-          <w:numId w:val="1"/>
-        </w:numPr>
-        <w:spacing w:before="0" w:after="120" w:line="340" w:lineRule="auto"/>
-      </w:pPr>
-      <w:r>
         <w:t xml:space="preserve">In consideration of the mutual covenants in this Agreement, and effective as of the Closing Date, each of the Company and the Founder, on behalf of itself and its respective successors and assigns, hereby releases and forever discharges the other party, together with the other party's successors, assigns, affiliates, officers, directors, employees, agents, and representatives (collectively, the "Released Parties"), from any and all claims, demands, causes of action, and liabilities, whether known or unknown, arising on or before the Closing Date, within the scope described as </w:t>
       </w:r>
       <w:r>
@@ -880,7 +851,7 @@
         <w:t xml:space="preserve">Counterparts.</w:t>
       </w:r>
       <w:r>
-        <w:t xml:space="preserve"> This Agreement may be executed in counterparts, including by electronic signature or by delivery of a scanned or .PDF copy, each of which is deemed an original and all of which together constitute one and the same instrument.</w:t>
+        <w:t xml:space="preserve"> This Agreement may be executed in counterparts, including by electronic signature or by delivery of a scanned or.PDF copy, each of which is deemed an original and all of which together constitute one and the same instrument.</w:t>
       </w:r>
     </w:p>
     <w:p>

--- a/templates/openagreements-cc-by-4.0/openagreements-founder-stock-repurchase-agreement/template.fill.docx
+++ b/templates/openagreements-cc-by-4.0/openagreements-founder-stock-repurchase-agreement/template.fill.docx
@@ -851,7 +851,7 @@
         <w:t xml:space="preserve">Counterparts.</w:t>
       </w:r>
       <w:r>
-        <w:t xml:space="preserve"> This Agreement may be executed in counterparts, including by electronic signature or by delivery of a scanned or.PDF copy, each of which is deemed an original and all of which together constitute one and the same instrument.</w:t>
+        <w:t xml:space="preserve"> This Agreement may be executed in counterparts, including by electronic signature or by delivery of a scanned or .PDF copy, each of which is deemed an original and all of which together constitute one and the same instrument.</w:t>
       </w:r>
     </w:p>
     <w:p>

--- a/templates/openagreements-cc-by-4.0/openagreements-founder-stock-repurchase-agreement/template.fill.docx
+++ b/templates/openagreements-cc-by-4.0/openagreements-founder-stock-repurchase-agreement/template.fill.docx
@@ -1920,169 +1920,79 @@
 
 <file path=word/header1.xml><?xml version="1.0" encoding="utf-8"?>
 <w:hdr xmlns:w="http://schemas.openxmlformats.org/wordprocessingml/2006/main" xmlns:r="http://schemas.openxmlformats.org/officeDocument/2006/relationships">
-  <w:tbl>
-    <w:tblPr>
-      <w:tblW w:w="10080" w:type="dxa"/>
-      <w:tblBorders>
-        <w:top w:val="none" w:sz="0" w:space="0" w:color="auto"/>
-        <w:left w:val="none" w:sz="0" w:space="0" w:color="auto"/>
+  <w:p>
+    <w:pPr>
+      <w:pBdr>
         <w:bottom w:val="single" w:sz="8" w:space="0" w:color="107087"/>
-        <w:right w:val="none" w:sz="0" w:space="0" w:color="auto"/>
-        <w:insideH w:val="none" w:sz="0" w:space="0" w:color="auto"/>
-        <w:insideV w:val="none" w:sz="0" w:space="0" w:color="auto"/>
-      </w:tblBorders>
-      <w:tblLayout w:type="fixed"/>
-    </w:tblPr>
-    <w:tblGrid>
-      <w:gridCol w:w="10080"/>
-    </w:tblGrid>
-    <w:tr>
-      <w:tc>
-        <w:tcPr>
-          <w:tcW w:w="10080" w:type="dxa"/>
-          <w:tcBorders>
-            <w:bottom w:val="single" w:sz="8" w:space="0" w:color="107087"/>
-          </w:tcBorders>
-          <w:tcMar>
-            <w:top w:w="0" w:type="dxa"/>
-            <w:left w:w="0" w:type="dxa"/>
-            <w:bottom w:w="40" w:type="dxa"/>
-            <w:right w:w="0" w:type="dxa"/>
-          </w:tcMar>
-        </w:tcPr>
-        <w:p>
-          <w:pPr>
-            <w:spacing w:after="0"/>
-            <w:jc w:val="right"/>
-          </w:pPr>
-          <w:r>
-            <w:rPr>
-              <w:rFonts w:ascii="Arial" w:hAnsi="Arial" w:cs="Arial"/>
-              <w:b/>
-              <w:bCs/>
-              <w:caps/>
-              <w:color w:val="107087"/>
-              <w:sz w:val="18"/>
-              <w:szCs w:val="18"/>
-            </w:rPr>
-            <w:t xml:space="preserve">Key Terms</w:t>
-          </w:r>
-        </w:p>
-      </w:tc>
-    </w:tr>
-  </w:tbl>
+      </w:pBdr>
+      <w:spacing w:after="0"/>
+      <w:jc w:val="right"/>
+    </w:pPr>
+    <w:r>
+      <w:rPr>
+        <w:rFonts w:ascii="Arial" w:hAnsi="Arial" w:cs="Arial"/>
+        <w:b/>
+        <w:bCs/>
+        <w:caps/>
+        <w:color w:val="107087"/>
+        <w:sz w:val="18"/>
+        <w:szCs w:val="18"/>
+      </w:rPr>
+      <w:t xml:space="preserve">Key Terms</w:t>
+    </w:r>
+  </w:p>
 </w:hdr>
 </file>
 
 <file path=word/header2.xml><?xml version="1.0" encoding="utf-8"?>
 <w:hdr xmlns:w="http://schemas.openxmlformats.org/wordprocessingml/2006/main" xmlns:r="http://schemas.openxmlformats.org/officeDocument/2006/relationships">
-  <w:tbl>
-    <w:tblPr>
-      <w:tblW w:w="10080" w:type="dxa"/>
-      <w:tblBorders>
-        <w:top w:val="none" w:sz="0" w:space="0" w:color="auto"/>
-        <w:left w:val="none" w:sz="0" w:space="0" w:color="auto"/>
+  <w:p>
+    <w:pPr>
+      <w:pBdr>
         <w:bottom w:val="single" w:sz="8" w:space="0" w:color="107087"/>
-        <w:right w:val="none" w:sz="0" w:space="0" w:color="auto"/>
-        <w:insideH w:val="none" w:sz="0" w:space="0" w:color="auto"/>
-        <w:insideV w:val="none" w:sz="0" w:space="0" w:color="auto"/>
-      </w:tblBorders>
-      <w:tblLayout w:type="fixed"/>
-    </w:tblPr>
-    <w:tblGrid>
-      <w:gridCol w:w="10080"/>
-    </w:tblGrid>
-    <w:tr>
-      <w:tc>
-        <w:tcPr>
-          <w:tcW w:w="10080" w:type="dxa"/>
-          <w:tcBorders>
-            <w:bottom w:val="single" w:sz="8" w:space="0" w:color="107087"/>
-          </w:tcBorders>
-          <w:tcMar>
-            <w:top w:w="0" w:type="dxa"/>
-            <w:left w:w="0" w:type="dxa"/>
-            <w:bottom w:w="40" w:type="dxa"/>
-            <w:right w:w="0" w:type="dxa"/>
-          </w:tcMar>
-        </w:tcPr>
-        <w:p>
-          <w:pPr>
-            <w:spacing w:after="0"/>
-            <w:jc w:val="right"/>
-          </w:pPr>
-          <w:r>
-            <w:rPr>
-              <w:rFonts w:ascii="Arial" w:hAnsi="Arial" w:cs="Arial"/>
-              <w:b/>
-              <w:bCs/>
-              <w:caps/>
-              <w:color w:val="107087"/>
-              <w:sz w:val="18"/>
-              <w:szCs w:val="18"/>
-            </w:rPr>
-            <w:t xml:space="preserve">Terms</w:t>
-          </w:r>
-        </w:p>
-      </w:tc>
-    </w:tr>
-  </w:tbl>
+      </w:pBdr>
+      <w:spacing w:after="0"/>
+      <w:jc w:val="right"/>
+    </w:pPr>
+    <w:r>
+      <w:rPr>
+        <w:rFonts w:ascii="Arial" w:hAnsi="Arial" w:cs="Arial"/>
+        <w:b/>
+        <w:bCs/>
+        <w:caps/>
+        <w:color w:val="107087"/>
+        <w:sz w:val="18"/>
+        <w:szCs w:val="18"/>
+      </w:rPr>
+      <w:t xml:space="preserve">Terms</w:t>
+    </w:r>
+  </w:p>
 </w:hdr>
 </file>
 
 <file path=word/header3.xml><?xml version="1.0" encoding="utf-8"?>
 <w:hdr xmlns:w="http://schemas.openxmlformats.org/wordprocessingml/2006/main" xmlns:r="http://schemas.openxmlformats.org/officeDocument/2006/relationships">
-  <w:tbl>
-    <w:tblPr>
-      <w:tblW w:w="10080" w:type="dxa"/>
-      <w:tblBorders>
-        <w:top w:val="none" w:sz="0" w:space="0" w:color="auto"/>
-        <w:left w:val="none" w:sz="0" w:space="0" w:color="auto"/>
+  <w:p>
+    <w:pPr>
+      <w:pBdr>
         <w:bottom w:val="single" w:sz="8" w:space="0" w:color="107087"/>
-        <w:right w:val="none" w:sz="0" w:space="0" w:color="auto"/>
-        <w:insideH w:val="none" w:sz="0" w:space="0" w:color="auto"/>
-        <w:insideV w:val="none" w:sz="0" w:space="0" w:color="auto"/>
-      </w:tblBorders>
-      <w:tblLayout w:type="fixed"/>
-    </w:tblPr>
-    <w:tblGrid>
-      <w:gridCol w:w="10080"/>
-    </w:tblGrid>
-    <w:tr>
-      <w:tc>
-        <w:tcPr>
-          <w:tcW w:w="10080" w:type="dxa"/>
-          <w:tcBorders>
-            <w:bottom w:val="single" w:sz="8" w:space="0" w:color="107087"/>
-          </w:tcBorders>
-          <w:tcMar>
-            <w:top w:w="0" w:type="dxa"/>
-            <w:left w:w="0" w:type="dxa"/>
-            <w:bottom w:w="40" w:type="dxa"/>
-            <w:right w:w="0" w:type="dxa"/>
-          </w:tcMar>
-        </w:tcPr>
-        <w:p>
-          <w:pPr>
-            <w:spacing w:after="0"/>
-            <w:jc w:val="right"/>
-          </w:pPr>
-          <w:r>
-            <w:rPr>
-              <w:rFonts w:ascii="Arial" w:hAnsi="Arial" w:cs="Arial"/>
-              <w:b/>
-              <w:bCs/>
-              <w:caps/>
-              <w:color w:val="107087"/>
-              <w:sz w:val="18"/>
-              <w:szCs w:val="18"/>
-            </w:rPr>
-            <w:t xml:space="preserve">Signature Page</w:t>
-          </w:r>
-        </w:p>
-      </w:tc>
-    </w:tr>
-  </w:tbl>
+      </w:pBdr>
+      <w:spacing w:after="0"/>
+      <w:jc w:val="right"/>
+    </w:pPr>
+    <w:r>
+      <w:rPr>
+        <w:rFonts w:ascii="Arial" w:hAnsi="Arial" w:cs="Arial"/>
+        <w:b/>
+        <w:bCs/>
+        <w:caps/>
+        <w:color w:val="107087"/>
+        <w:sz w:val="18"/>
+        <w:szCs w:val="18"/>
+      </w:rPr>
+      <w:t xml:space="preserve">Signature Page</w:t>
+    </w:r>
+  </w:p>
 </w:hdr>
 </file>
 
